--- a/Tyler/React Node/Tyler_Roberts.docx
+++ b/Tyler/React Node/Tyler_Roberts.docx
@@ -44,7 +44,7 @@
           <w:sz w:val="19"/>
           <w:szCs w:val="19"/>
         </w:rPr>
-        <w:t>tylerroberts.dev@oudook.com | linkedin.com/in/tyler-roberts-3b839b3a9/ | Florida, United States | +1 (321) 376-7095</w:t>
+        <w:t>tylerrdev@outlook.com | linkedin.com/in/tyler-roberts-76a8193b2/ | Florida, United States | +1 (321) 376-7095</w:t>
       </w:r>
     </w:p>
     <w:p>

--- a/Tyler/React Node/Tyler_Roberts.docx
+++ b/Tyler/React Node/Tyler_Roberts.docx
@@ -6,7 +6,6 @@
       <w:pPr>
         <w:spacing w:after="40"/>
       </w:pPr>
-      <w:bookmarkStart w:id="0" w:name="_GoBack"/>
       <w:r>
         <w:rPr>
           <w:b/>
@@ -45,44 +44,10 @@
           <w:sz w:val="19"/>
           <w:szCs w:val="19"/>
         </w:rPr>
-        <w:t>tylerrobertsdev@outlook.com</w:t>
-      </w:r>
-      <w:r>
-        <w:rPr>
-          <w:rFonts w:ascii="Arial" w:eastAsia="Arial" w:hAnsi="Arial" w:cs="Arial"/>
-          <w:color w:val="4B5563"/>
-          <w:sz w:val="19"/>
-          <w:szCs w:val="19"/>
-        </w:rPr>
-        <w:t xml:space="preserve"> | </w:t>
-      </w:r>
-      <w:r>
-        <w:rPr>
-          <w:rFonts w:ascii="Arial" w:eastAsia="Arial" w:hAnsi="Arial" w:cs="Arial"/>
-          <w:color w:val="4B5563"/>
-          <w:sz w:val="19"/>
-          <w:szCs w:val="19"/>
-        </w:rPr>
-        <w:t>linkedin.com/in/tyler-roberts-1454473b4</w:t>
-      </w:r>
-      <w:r>
-        <w:rPr>
-          <w:rFonts w:ascii="Arial" w:eastAsia="Arial" w:hAnsi="Arial" w:cs="Arial"/>
-          <w:color w:val="4B5563"/>
-          <w:sz w:val="19"/>
-          <w:szCs w:val="19"/>
-        </w:rPr>
-        <w:t xml:space="preserve"> | Florida, United States | </w:t>
-      </w:r>
-      <w:r>
-        <w:rPr>
-          <w:rFonts w:ascii="Arial" w:eastAsia="Arial" w:hAnsi="Arial" w:cs="Arial"/>
-          <w:color w:val="4B5563"/>
-          <w:sz w:val="19"/>
-          <w:szCs w:val="19"/>
-        </w:rPr>
-        <w:t>+1 (786) 949-7561</w:t>
-      </w:r>
+        <w:t>tyler.r.dev@outlook.com | linkedin.com/in/tyler-r-5788a13ba | Florida, United States | +1 (321) 376-7095</w:t>
+      </w:r>
+      <w:bookmarkStart w:id="0" w:name="_GoBack"/>
+      <w:bookmarkEnd w:id="0"/>
     </w:p>
     <w:p>
       <w:pPr>
@@ -118,74 +83,72 @@
         </w:rPr>
         <w:t xml:space="preserve">Senior Software Engineer with 10+ years building customer-facing </w:t>
       </w:r>
+      <w:r>
+        <w:rPr>
+          <w:rStyle w:val="Strong"/>
+          <w:sz w:val="22"/>
+        </w:rPr>
+        <w:t>SaaS</w:t>
+      </w:r>
+      <w:r>
+        <w:rPr>
+          <w:sz w:val="22"/>
+        </w:rPr>
+        <w:t xml:space="preserve">, workflow automation, and data-driven business platforms using </w:t>
+      </w:r>
+      <w:r>
+        <w:rPr>
+          <w:rStyle w:val="Strong"/>
+          <w:sz w:val="22"/>
+        </w:rPr>
+        <w:t>React 16–18</w:t>
+      </w:r>
+      <w:r>
+        <w:rPr>
+          <w:sz w:val="22"/>
+        </w:rPr>
+        <w:t xml:space="preserve">, </w:t>
+      </w:r>
+      <w:r>
+        <w:rPr>
+          <w:rStyle w:val="Strong"/>
+          <w:sz w:val="22"/>
+        </w:rPr>
+        <w:t>Next.js 12–14</w:t>
+      </w:r>
+      <w:r>
+        <w:rPr>
+          <w:sz w:val="22"/>
+        </w:rPr>
+        <w:t xml:space="preserve">, </w:t>
+      </w:r>
+      <w:r>
+        <w:rPr>
+          <w:rStyle w:val="Strong"/>
+          <w:sz w:val="22"/>
+        </w:rPr>
+        <w:t>Node.js 14–20</w:t>
+      </w:r>
+      <w:r>
+        <w:rPr>
+          <w:sz w:val="22"/>
+        </w:rPr>
+        <w:t xml:space="preserve">, and </w:t>
+      </w:r>
       <w:proofErr w:type="spellStart"/>
       <w:r>
         <w:rPr>
           <w:rStyle w:val="Strong"/>
           <w:sz w:val="22"/>
         </w:rPr>
-        <w:t>SaaS</w:t>
+        <w:t>TypeScript</w:t>
       </w:r>
       <w:proofErr w:type="spellEnd"/>
       <w:r>
         <w:rPr>
-          <w:sz w:val="22"/>
-        </w:rPr>
-        <w:t xml:space="preserve">, workflow automation, and data-driven business platforms using </w:t>
-      </w:r>
-      <w:r>
-        <w:rPr>
           <w:rStyle w:val="Strong"/>
           <w:sz w:val="22"/>
         </w:rPr>
-        <w:t>React 16–18</w:t>
-      </w:r>
-      <w:r>
-        <w:rPr>
-          <w:sz w:val="22"/>
-        </w:rPr>
-        <w:t xml:space="preserve">, </w:t>
-      </w:r>
-      <w:r>
-        <w:rPr>
-          <w:rStyle w:val="Strong"/>
-          <w:sz w:val="22"/>
-        </w:rPr>
-        <w:t>Next.js 12–14</w:t>
-      </w:r>
-      <w:r>
-        <w:rPr>
-          <w:sz w:val="22"/>
-        </w:rPr>
-        <w:t xml:space="preserve">, </w:t>
-      </w:r>
-      <w:r>
-        <w:rPr>
-          <w:rStyle w:val="Strong"/>
-          <w:sz w:val="22"/>
-        </w:rPr>
-        <w:t>Node.js 14–20</w:t>
-      </w:r>
-      <w:r>
-        <w:rPr>
-          <w:sz w:val="22"/>
-        </w:rPr>
-        <w:t xml:space="preserve">, and </w:t>
-      </w:r>
-      <w:proofErr w:type="spellStart"/>
-      <w:r>
-        <w:rPr>
-          <w:rStyle w:val="Strong"/>
-          <w:sz w:val="22"/>
-        </w:rPr>
-        <w:t>TypeScript</w:t>
-      </w:r>
-      <w:proofErr w:type="spellEnd"/>
-      <w:r>
-        <w:rPr>
-          <w:rStyle w:val="Strong"/>
-          <w:sz w:val="22"/>
-        </w:rPr>
         <w:t xml:space="preserve"> 4–5</w:t>
       </w:r>
       <w:r>
@@ -213,21 +176,7 @@
         <w:rPr>
           <w:sz w:val="22"/>
         </w:rPr>
-        <w:t xml:space="preserve">Known for turning ambiguous product goals into clean releases with strong </w:t>
-      </w:r>
-      <w:proofErr w:type="spellStart"/>
-      <w:r>
-        <w:rPr>
-          <w:sz w:val="22"/>
-        </w:rPr>
-        <w:t>observability</w:t>
-      </w:r>
-      <w:proofErr w:type="spellEnd"/>
-      <w:r>
-        <w:rPr>
-          <w:sz w:val="22"/>
-        </w:rPr>
-        <w:t>, secure access control, and maintainable code.</w:t>
+        <w:t>Known for turning ambiguous product goals into clean releases with strong observability, secure access control, and maintainable code.</w:t>
       </w:r>
       <w:proofErr w:type="gramEnd"/>
     </w:p>
@@ -321,21 +270,7 @@
         <w:rPr>
           <w:sz w:val="22"/>
         </w:rPr>
-        <w:t xml:space="preserve">, </w:t>
-      </w:r>
-      <w:proofErr w:type="spellStart"/>
-      <w:r>
-        <w:rPr>
-          <w:sz w:val="22"/>
-        </w:rPr>
-        <w:t>Redux</w:t>
-      </w:r>
-      <w:proofErr w:type="spellEnd"/>
-      <w:r>
-        <w:rPr>
-          <w:sz w:val="22"/>
-        </w:rPr>
-        <w:t xml:space="preserve"> Toolkit, React Query, Context API, HTML5, CSS3, Tailwind CSS, Bootstrap, responsive UI architecture, component libraries, accessibility, SPA routing, form handling, performance optimization</w:t>
+        <w:t>, Redux Toolkit, React Query, Context API, HTML5, CSS3, Tailwind CSS, Bootstrap, responsive UI architecture, component libraries, accessibility, SPA routing, form handling, performance optimization</w:t>
       </w:r>
     </w:p>
     <w:p>
@@ -472,49 +407,21 @@
         <w:rPr>
           <w:sz w:val="22"/>
         </w:rPr>
-        <w:t xml:space="preserve"> — </w:t>
+        <w:t xml:space="preserve"> — PostgreSQL, MySQL, SQL Server, </w:t>
       </w:r>
       <w:proofErr w:type="spellStart"/>
       <w:r>
         <w:rPr>
           <w:sz w:val="22"/>
         </w:rPr>
-        <w:t>PostgreSQL</w:t>
+        <w:t>Redis</w:t>
       </w:r>
       <w:proofErr w:type="spellEnd"/>
       <w:r>
         <w:rPr>
           <w:sz w:val="22"/>
         </w:rPr>
-        <w:t xml:space="preserve">, MySQL, SQL Server, </w:t>
-      </w:r>
-      <w:proofErr w:type="spellStart"/>
-      <w:r>
-        <w:rPr>
-          <w:sz w:val="22"/>
-        </w:rPr>
-        <w:t>Redis</w:t>
-      </w:r>
-      <w:proofErr w:type="spellEnd"/>
-      <w:r>
-        <w:rPr>
-          <w:sz w:val="22"/>
-        </w:rPr>
-        <w:t xml:space="preserve">, </w:t>
-      </w:r>
-      <w:proofErr w:type="spellStart"/>
-      <w:r>
-        <w:rPr>
-          <w:sz w:val="22"/>
-        </w:rPr>
-        <w:t>MongoDB</w:t>
-      </w:r>
-      <w:proofErr w:type="spellEnd"/>
-      <w:r>
-        <w:rPr>
-          <w:sz w:val="22"/>
-        </w:rPr>
-        <w:t xml:space="preserve">, </w:t>
+        <w:t xml:space="preserve">, MongoDB, </w:t>
       </w:r>
       <w:proofErr w:type="spellStart"/>
       <w:r>
@@ -585,29 +492,34 @@
           <w:rStyle w:val="Strong"/>
           <w:sz w:val="22"/>
         </w:rPr>
-        <w:t xml:space="preserve">Cloud &amp; </w:t>
+        <w:t>Cloud &amp; DevOps</w:t>
+      </w:r>
+      <w:r>
+        <w:rPr>
+          <w:sz w:val="22"/>
+        </w:rPr>
+        <w:t xml:space="preserve"> — AWS, Azure, GCP, Docker, Kubernetes, EKS, ECS, EC2, Lambda, API Gateway, S3, </w:t>
       </w:r>
       <w:proofErr w:type="spellStart"/>
       <w:r>
         <w:rPr>
-          <w:rStyle w:val="Strong"/>
-          <w:sz w:val="22"/>
-        </w:rPr>
-        <w:t>DevOps</w:t>
+          <w:sz w:val="22"/>
+        </w:rPr>
+        <w:t>CloudFront</w:t>
       </w:r>
       <w:proofErr w:type="spellEnd"/>
       <w:r>
         <w:rPr>
           <w:sz w:val="22"/>
         </w:rPr>
-        <w:t xml:space="preserve"> — AWS, Azure, GCP, </w:t>
+        <w:t xml:space="preserve">, RDS, </w:t>
       </w:r>
       <w:proofErr w:type="spellStart"/>
       <w:r>
         <w:rPr>
           <w:sz w:val="22"/>
         </w:rPr>
-        <w:t>Docker</w:t>
+        <w:t>DynamoDB</w:t>
       </w:r>
       <w:proofErr w:type="spellEnd"/>
       <w:r>
@@ -621,112 +533,42 @@
         <w:rPr>
           <w:sz w:val="22"/>
         </w:rPr>
-        <w:t>Kubernetes</w:t>
+        <w:t>ElastiCache</w:t>
       </w:r>
       <w:proofErr w:type="spellEnd"/>
       <w:r>
         <w:rPr>
           <w:sz w:val="22"/>
         </w:rPr>
-        <w:t xml:space="preserve">, EKS, ECS, EC2, Lambda, API Gateway, S3, </w:t>
+        <w:t xml:space="preserve">, </w:t>
       </w:r>
       <w:proofErr w:type="spellStart"/>
       <w:r>
         <w:rPr>
           <w:sz w:val="22"/>
         </w:rPr>
-        <w:t>CloudFront</w:t>
+        <w:t>EventBridge</w:t>
       </w:r>
       <w:proofErr w:type="spellEnd"/>
       <w:r>
         <w:rPr>
           <w:sz w:val="22"/>
         </w:rPr>
-        <w:t xml:space="preserve">, RDS, </w:t>
+        <w:t xml:space="preserve">, Step Functions, Terraform, </w:t>
       </w:r>
       <w:proofErr w:type="spellStart"/>
       <w:r>
         <w:rPr>
           <w:sz w:val="22"/>
         </w:rPr>
-        <w:t>DynamoDB</w:t>
+        <w:t>CloudFormation</w:t>
       </w:r>
       <w:proofErr w:type="spellEnd"/>
       <w:r>
         <w:rPr>
           <w:sz w:val="22"/>
         </w:rPr>
-        <w:t xml:space="preserve">, </w:t>
-      </w:r>
-      <w:proofErr w:type="spellStart"/>
-      <w:r>
-        <w:rPr>
-          <w:sz w:val="22"/>
-        </w:rPr>
-        <w:t>ElastiCache</w:t>
-      </w:r>
-      <w:proofErr w:type="spellEnd"/>
-      <w:r>
-        <w:rPr>
-          <w:sz w:val="22"/>
-        </w:rPr>
-        <w:t xml:space="preserve">, </w:t>
-      </w:r>
-      <w:proofErr w:type="spellStart"/>
-      <w:r>
-        <w:rPr>
-          <w:sz w:val="22"/>
-        </w:rPr>
-        <w:t>EventBridge</w:t>
-      </w:r>
-      <w:proofErr w:type="spellEnd"/>
-      <w:r>
-        <w:rPr>
-          <w:sz w:val="22"/>
-        </w:rPr>
-        <w:t xml:space="preserve">, Step Functions, </w:t>
-      </w:r>
-      <w:proofErr w:type="spellStart"/>
-      <w:r>
-        <w:rPr>
-          <w:sz w:val="22"/>
-        </w:rPr>
-        <w:t>Terraform</w:t>
-      </w:r>
-      <w:proofErr w:type="spellEnd"/>
-      <w:r>
-        <w:rPr>
-          <w:sz w:val="22"/>
-        </w:rPr>
-        <w:t xml:space="preserve">, </w:t>
-      </w:r>
-      <w:proofErr w:type="spellStart"/>
-      <w:r>
-        <w:rPr>
-          <w:sz w:val="22"/>
-        </w:rPr>
-        <w:t>CloudFormation</w:t>
-      </w:r>
-      <w:proofErr w:type="spellEnd"/>
-      <w:r>
-        <w:rPr>
-          <w:sz w:val="22"/>
-        </w:rPr>
-        <w:t xml:space="preserve">, </w:t>
-      </w:r>
-      <w:proofErr w:type="spellStart"/>
-      <w:r>
-        <w:rPr>
-          <w:sz w:val="22"/>
-        </w:rPr>
-        <w:t>GitHub</w:t>
-      </w:r>
-      <w:proofErr w:type="spellEnd"/>
-      <w:r>
-        <w:rPr>
-          <w:sz w:val="22"/>
-        </w:rPr>
-        <w:t xml:space="preserve"> Actions, Jenkins, CI/CD pipelines</w:t>
+        <w:t>, GitHub Actions, Jenkins, CI/CD pipelines</w:t>
       </w:r>
     </w:p>
     <w:p>
@@ -742,40 +584,59 @@
           <w:sz w:val="22"/>
         </w:rPr>
       </w:pPr>
+      <w:r>
+        <w:rPr>
+          <w:rStyle w:val="Strong"/>
+          <w:sz w:val="22"/>
+        </w:rPr>
+        <w:t>Observability, Quality &amp; Security</w:t>
+      </w:r>
+      <w:r>
+        <w:rPr>
+          <w:sz w:val="22"/>
+        </w:rPr>
+        <w:t xml:space="preserve"> — </w:t>
+      </w:r>
       <w:proofErr w:type="spellStart"/>
       <w:r>
         <w:rPr>
-          <w:rStyle w:val="Strong"/>
-          <w:sz w:val="22"/>
-        </w:rPr>
-        <w:t>Observability</w:t>
+          <w:sz w:val="22"/>
+        </w:rPr>
+        <w:t>OpenTelemetry</w:t>
       </w:r>
       <w:proofErr w:type="spellEnd"/>
       <w:r>
         <w:rPr>
-          <w:rStyle w:val="Strong"/>
-          <w:sz w:val="22"/>
-        </w:rPr>
-        <w:t>, Quality &amp; Security</w:t>
-      </w:r>
-      <w:r>
-        <w:rPr>
-          <w:sz w:val="22"/>
-        </w:rPr>
-        <w:t xml:space="preserve"> — </w:t>
+          <w:sz w:val="22"/>
+        </w:rPr>
+        <w:t xml:space="preserve">, </w:t>
       </w:r>
       <w:proofErr w:type="spellStart"/>
       <w:r>
         <w:rPr>
           <w:sz w:val="22"/>
         </w:rPr>
-        <w:t>OpenTelemetry</w:t>
+        <w:t>Datadog</w:t>
       </w:r>
       <w:proofErr w:type="spellEnd"/>
       <w:r>
         <w:rPr>
           <w:sz w:val="22"/>
         </w:rPr>
+        <w:t xml:space="preserve">, Prometheus, </w:t>
+      </w:r>
+      <w:proofErr w:type="spellStart"/>
+      <w:r>
+        <w:rPr>
+          <w:sz w:val="22"/>
+        </w:rPr>
+        <w:t>Grafana</w:t>
+      </w:r>
+      <w:proofErr w:type="spellEnd"/>
+      <w:r>
+        <w:rPr>
+          <w:sz w:val="22"/>
+        </w:rPr>
         <w:t xml:space="preserve">, </w:t>
       </w:r>
       <w:proofErr w:type="spellStart"/>
@@ -783,56 +644,14 @@
         <w:rPr>
           <w:sz w:val="22"/>
         </w:rPr>
-        <w:t>Datadog</w:t>
+        <w:t>CloudWatch</w:t>
       </w:r>
       <w:proofErr w:type="spellEnd"/>
       <w:r>
         <w:rPr>
           <w:sz w:val="22"/>
         </w:rPr>
-        <w:t xml:space="preserve">, Prometheus, </w:t>
-      </w:r>
-      <w:proofErr w:type="spellStart"/>
-      <w:r>
-        <w:rPr>
-          <w:sz w:val="22"/>
-        </w:rPr>
-        <w:t>Grafana</w:t>
-      </w:r>
-      <w:proofErr w:type="spellEnd"/>
-      <w:r>
-        <w:rPr>
-          <w:sz w:val="22"/>
-        </w:rPr>
-        <w:t xml:space="preserve">, </w:t>
-      </w:r>
-      <w:proofErr w:type="spellStart"/>
-      <w:r>
-        <w:rPr>
-          <w:sz w:val="22"/>
-        </w:rPr>
-        <w:t>CloudWatch</w:t>
-      </w:r>
-      <w:proofErr w:type="spellEnd"/>
-      <w:r>
-        <w:rPr>
-          <w:sz w:val="22"/>
-        </w:rPr>
-        <w:t xml:space="preserve">, ELK/EFK, Jest, Mocha, Chai, React Testing Library, Cypress, Playwright, Pact-style API testing, OAuth2, </w:t>
-      </w:r>
-      <w:proofErr w:type="spellStart"/>
-      <w:r>
-        <w:rPr>
-          <w:sz w:val="22"/>
-        </w:rPr>
-        <w:t>OpenID</w:t>
-      </w:r>
-      <w:proofErr w:type="spellEnd"/>
-      <w:r>
-        <w:rPr>
-          <w:sz w:val="22"/>
-        </w:rPr>
-        <w:t xml:space="preserve"> Connect, JWT, RBAC, ABAC, audit logging, OWASP-aligned secure coding</w:t>
+        <w:t>, ELK/EFK, Jest, Mocha, Chai, React Testing Library, Cypress, Playwright, Pact-style API testing, OAuth2, OpenID Connect, JWT, RBAC, ABAC, audit logging, OWASP-aligned secure coding</w:t>
       </w:r>
     </w:p>
     <w:p>
@@ -993,7 +812,6 @@
         </w:rPr>
         <w:t xml:space="preserve">, delivering scalable customer workflows for subscription, reporting, and partner-facing operations in a fast-moving </w:t>
       </w:r>
-      <w:proofErr w:type="spellStart"/>
       <w:r>
         <w:rPr>
           <w:rStyle w:val="Strong"/>
@@ -1001,7 +819,6 @@
         </w:rPr>
         <w:t>SaaS</w:t>
       </w:r>
-      <w:proofErr w:type="spellEnd"/>
       <w:r>
         <w:rPr>
           <w:sz w:val="22"/>
@@ -1328,21 +1145,7 @@
         <w:rPr>
           <w:sz w:val="22"/>
         </w:rPr>
-        <w:t xml:space="preserve">Improved </w:t>
-      </w:r>
-      <w:proofErr w:type="spellStart"/>
-      <w:r>
-        <w:rPr>
-          <w:sz w:val="22"/>
-        </w:rPr>
-        <w:t>observability</w:t>
-      </w:r>
-      <w:proofErr w:type="spellEnd"/>
-      <w:r>
-        <w:rPr>
-          <w:sz w:val="22"/>
-        </w:rPr>
-        <w:t xml:space="preserve"> through structured logging, </w:t>
+        <w:t xml:space="preserve">Improved observability through structured logging, </w:t>
       </w:r>
       <w:proofErr w:type="spellStart"/>
       <w:r>
@@ -1624,21 +1427,7 @@
         <w:rPr>
           <w:sz w:val="22"/>
         </w:rPr>
-        <w:t xml:space="preserve">Contributed to migration of legacy </w:t>
-      </w:r>
-      <w:proofErr w:type="spellStart"/>
-      <w:r>
-        <w:rPr>
-          <w:sz w:val="22"/>
-        </w:rPr>
-        <w:t>jQuery</w:t>
-      </w:r>
-      <w:proofErr w:type="spellEnd"/>
-      <w:r>
-        <w:rPr>
-          <w:sz w:val="22"/>
-        </w:rPr>
-        <w:t xml:space="preserve">-driven pages into component-based </w:t>
+        <w:t xml:space="preserve">Contributed to migration of legacy jQuery-driven pages into component-based </w:t>
       </w:r>
       <w:r>
         <w:rPr>
@@ -1757,7 +1546,6 @@
         </w:rPr>
         <w:t xml:space="preserve">Containerized local and test environments with </w:t>
       </w:r>
-      <w:proofErr w:type="spellStart"/>
       <w:r>
         <w:rPr>
           <w:rStyle w:val="Strong"/>
@@ -1765,26 +1553,11 @@
         </w:rPr>
         <w:t>Docker</w:t>
       </w:r>
-      <w:proofErr w:type="spellEnd"/>
-      <w:r>
-        <w:rPr>
-          <w:sz w:val="22"/>
-        </w:rPr>
-        <w:t xml:space="preserve"> and improved CI flows in Jenkins and </w:t>
-      </w:r>
-      <w:proofErr w:type="spellStart"/>
-      <w:r>
-        <w:rPr>
-          <w:sz w:val="22"/>
-        </w:rPr>
-        <w:t>GitHub</w:t>
-      </w:r>
-      <w:proofErr w:type="spellEnd"/>
-      <w:r>
-        <w:rPr>
-          <w:sz w:val="22"/>
-        </w:rPr>
-        <w:t xml:space="preserve"> Actions, reducing environment drift and helping releases move through verification with fewer deployment-related surprises.</w:t>
+      <w:r>
+        <w:rPr>
+          <w:sz w:val="22"/>
+        </w:rPr>
+        <w:t xml:space="preserve"> and improved CI flows in Jenkins and GitHub Actions, reducing environment drift and helping releases move through verification with fewer deployment-related surprises.</w:t>
       </w:r>
     </w:p>
     <w:p>
@@ -2252,7 +2025,6 @@
         <w:t>, cloud systems, and production web architecture.</w:t>
       </w:r>
     </w:p>
-    <w:bookmarkEnd w:id="0"/>
     <w:p>
       <w:pPr>
         <w:spacing w:after="80"/>
